--- a/presentaciones/eventos-2026-10-orlando-tampa/Guion_Spain_Without_the_Surprises_EN.docx
+++ b/presentaciones/eventos-2026-10-orlando-tampa/Guion_Spain_Without_the_Surprises_EN.docx
@@ -2796,7 +2796,7 @@
           <w:color w:val="65736D"/>
           <w:sz w:val="17"/>
         </w:rPr>
-        <w:t xml:space="preserve">Slide 25 · [30:21 — 32:05]  </w:t>
+        <w:t xml:space="preserve">Slide 25 · [30:21 — 31:51]  </w:t>
       </w:r>
       <w:r>
         <w:rPr>
@@ -2804,7 +2804,7 @@
           <w:color w:val="1C3B34"/>
           <w:sz w:val="25"/>
         </w:rPr>
-        <w:t>Common mistakes · 1 of 2</w:t>
+        <w:t>The same €500,000 home, step by step</w:t>
       </w:r>
     </w:p>
     <w:p>
@@ -2813,7 +2813,7 @@
           <w:rFonts w:ascii="Arial" w:hAnsi="Arial" w:cs="Arial" w:eastAsia="Arial"/>
           <w:sz w:val="21"/>
         </w:rPr>
-        <w:t>Now, the mistakes we see every week. I'll read the quote, you tell me: yes or no?</w:t>
+        <w:t>Now the same home, with real numbers. Valencia, resale, five hundred thousand euros, a seventy percent mortgage.</w:t>
       </w:r>
     </w:p>
     <w:p>
@@ -2824,7 +2824,7 @@
           <w:color w:val="65736D"/>
           <w:sz w:val="19"/>
         </w:rPr>
-        <w:t>[Read each quote in the client's voice. Have fun with the tone. Wait for the room's "NO!"]</w:t>
+        <w:t>[Left column, line by line.]</w:t>
       </w:r>
     </w:p>
     <w:p>
@@ -2833,7 +2833,7 @@
           <w:rFonts w:ascii="Arial" w:hAnsi="Arial" w:cs="Arial" w:eastAsia="Arial"/>
           <w:sz w:val="21"/>
         </w:rPr>
-        <w:t>"I'll find the property first and figure out financing later."</w:t>
+        <w:t>At signing: down payment, thirty percent, one hundred and fifty thousand. ITP at nine percent, forty-five thousand. Notary, about fifteen hundred. Registry, about a thousand. Gestoría, about five hundred. Valuation, about four hundred. Around one hundred and ninety-eight thousand four hundred euros.</w:t>
       </w:r>
     </w:p>
     <w:p>
@@ -2844,7 +2844,7 @@
           <w:color w:val="65736D"/>
           <w:sz w:val="19"/>
         </w:rPr>
-        <w:t>[Wait for "NO!"]</w:t>
+        <w:t>[Dark box.]</w:t>
       </w:r>
     </w:p>
     <w:p>
@@ -2853,16 +2853,7 @@
           <w:rFonts w:ascii="Arial" w:hAnsi="Arial" w:cs="Arial" w:eastAsia="Arial"/>
           <w:sz w:val="21"/>
         </w:rPr>
-        <w:t>Exactly. Financing first, because the financing defines the budget.</w:t>
-      </w:r>
-    </w:p>
-    <w:p>
-      <w:r>
-        <w:rPr>
-          <w:rFonts w:ascii="Arial" w:hAnsi="Arial" w:cs="Arial" w:eastAsia="Arial"/>
-          <w:sz w:val="21"/>
-        </w:rPr>
-        <w:t>"My bank in the US says I'm a great client, so Spain won't be an issue."</w:t>
+        <w:t>The mortgage: three hundred and fifty thousand over twenty-five years at three and a half percent fixed. About one thousand seven hundred and fifty euros a month.</w:t>
       </w:r>
     </w:p>
     <w:p>
@@ -2873,7 +2864,7 @@
           <w:color w:val="65736D"/>
           <w:sz w:val="19"/>
         </w:rPr>
-        <w:t>[NO!]</w:t>
+        <w:t>[Yellow box. Slow down.]</w:t>
       </w:r>
     </w:p>
     <w:p>
@@ -2882,7 +2873,7 @@
           <w:rFonts w:ascii="Arial" w:hAnsi="Arial" w:cs="Arial" w:eastAsia="Arial"/>
           <w:sz w:val="21"/>
         </w:rPr>
-        <w:t>A great US client is not automatically a great Spanish file. We just saw why.</w:t>
+        <w:t>And my rule: always keep an extra five percent of the price for services. Around twenty-five thousand. So the cash to have ready: around two hundred and twenty-three thousand euros.</w:t>
       </w:r>
     </w:p>
     <w:p>
@@ -2891,94 +2882,7 @@
           <w:rFonts w:ascii="Arial" w:hAnsi="Arial" w:cs="Arial" w:eastAsia="Arial"/>
           <w:sz w:val="21"/>
         </w:rPr>
-        <w:t>"If it costs six hundred thousand, the valuation will obviously be six hundred thousand."</w:t>
-      </w:r>
-    </w:p>
-    <w:p>
-      <w:r>
-        <w:rPr>
-          <w:rFonts w:ascii="Arial" w:hAnsi="Arial" w:cs="Arial" w:eastAsia="Arial"/>
-          <w:i/>
-          <w:color w:val="65736D"/>
-          <w:sz w:val="19"/>
-        </w:rPr>
-        <w:t>[NO!]</w:t>
-      </w:r>
-    </w:p>
-    <w:p>
-      <w:r>
-        <w:rPr>
-          <w:rFonts w:ascii="Arial" w:hAnsi="Arial" w:cs="Arial" w:eastAsia="Arial"/>
-          <w:sz w:val="21"/>
-        </w:rPr>
-        <w:t>The valuation can come in lower. And the gap is cash.</w:t>
-      </w:r>
-    </w:p>
-    <w:p>
-      <w:r>
-        <w:rPr>
-          <w:rFonts w:ascii="Arial" w:hAnsi="Arial" w:cs="Arial" w:eastAsia="Arial"/>
-          <w:sz w:val="21"/>
-        </w:rPr>
-        <w:t>"I have enough for the down payment, so I'm fine."</w:t>
-      </w:r>
-    </w:p>
-    <w:p>
-      <w:r>
-        <w:rPr>
-          <w:rFonts w:ascii="Arial" w:hAnsi="Arial" w:cs="Arial" w:eastAsia="Arial"/>
-          <w:i/>
-          <w:color w:val="65736D"/>
-          <w:sz w:val="19"/>
-        </w:rPr>
-        <w:t>[NO!]</w:t>
-      </w:r>
-    </w:p>
-    <w:p>
-      <w:r>
-        <w:rPr>
-          <w:rFonts w:ascii="Arial" w:hAnsi="Arial" w:cs="Arial" w:eastAsia="Arial"/>
-          <w:sz w:val="21"/>
-        </w:rPr>
-        <w:t>The down payment is not the total cash needed. Taxes and costs come on top.</w:t>
-      </w:r>
-    </w:p>
-    <w:p>
-      <w:r>
-        <w:rPr>
-          <w:rFonts w:ascii="Arial" w:hAnsi="Arial" w:cs="Arial" w:eastAsia="Arial"/>
-          <w:sz w:val="21"/>
-        </w:rPr>
-        <w:t>And my favourite: "The agent told me the mortgage will be fine."</w:t>
-      </w:r>
-    </w:p>
-    <w:p>
-      <w:r>
-        <w:rPr>
-          <w:rFonts w:ascii="Arial" w:hAnsi="Arial" w:cs="Arial" w:eastAsia="Arial"/>
-          <w:i/>
-          <w:color w:val="65736D"/>
-          <w:sz w:val="19"/>
-        </w:rPr>
-        <w:t>[Smile at the room. Wait for "NO!"]</w:t>
-      </w:r>
-    </w:p>
-    <w:p>
-      <w:r>
-        <w:rPr>
-          <w:rFonts w:ascii="Arial" w:hAnsi="Arial" w:cs="Arial" w:eastAsia="Arial"/>
-          <w:sz w:val="21"/>
-        </w:rPr>
-        <w:t>With all the love in the world: nobody can promise what a bank will do. The bank decides. Always. What we control is everything that happens before that decision.</w:t>
-      </w:r>
-    </w:p>
-    <w:p>
-      <w:r>
-        <w:rPr>
-          <w:rFonts w:ascii="Arial" w:hAnsi="Arial" w:cs="Arial" w:eastAsia="Arial"/>
-          <w:sz w:val="21"/>
-        </w:rPr>
-        <w:t>And here's the good news, on the last card. Every one of these is fixable, if someone catches it before signing.</w:t>
+        <w:t>Illustrative example, not an offer. The bank decides, and the final cost depends on fees, insurance and linked products. The bank pays the costs of the mortgage deed.</w:t>
       </w:r>
     </w:p>
     <w:p>
@@ -3017,7 +2921,7 @@
           <w:color w:val="65736D"/>
           <w:sz w:val="17"/>
         </w:rPr>
-        <w:t xml:space="preserve">Slide 26 · [32:05 — 34:05]  </w:t>
+        <w:t xml:space="preserve">Slide 26 · [31:51 — 33:35]  </w:t>
       </w:r>
       <w:r>
         <w:rPr>
@@ -3025,7 +2929,7 @@
           <w:color w:val="1C3B34"/>
           <w:sz w:val="25"/>
         </w:rPr>
-        <w:t>Common mistakes · 2 of 2</w:t>
+        <w:t>Common mistakes · 1 of 2</w:t>
       </w:r>
     </w:p>
     <w:p>
@@ -3034,16 +2938,7 @@
           <w:rFonts w:ascii="Arial" w:hAnsi="Arial" w:cs="Arial" w:eastAsia="Arial"/>
           <w:sz w:val="21"/>
         </w:rPr>
-        <w:t>Same game. A few more.</w:t>
-      </w:r>
-    </w:p>
-    <w:p>
-      <w:r>
-        <w:rPr>
-          <w:rFonts w:ascii="Arial" w:hAnsi="Arial" w:cs="Arial" w:eastAsia="Arial"/>
-          <w:sz w:val="21"/>
-        </w:rPr>
-        <w:t>"I'll sign the reservation now and deal with everything later."</w:t>
+        <w:t>Now, the mistakes we see every week. I'll read the quote, you tell me: yes or no?</w:t>
       </w:r>
     </w:p>
     <w:p>
@@ -3054,7 +2949,7 @@
           <w:color w:val="65736D"/>
           <w:sz w:val="19"/>
         </w:rPr>
-        <w:t>[NO!]</w:t>
+        <w:t>[Read each quote in the client's voice. Have fun with the tone. Wait for the room's "NO!"]</w:t>
       </w:r>
     </w:p>
     <w:p>
@@ -3063,16 +2958,7 @@
           <w:rFonts w:ascii="Arial" w:hAnsi="Arial" w:cs="Arial" w:eastAsia="Arial"/>
           <w:sz w:val="21"/>
         </w:rPr>
-        <w:t>In Spain, early signatures commit money. A reservation and the arras can be lost if the financing doesn't work out.</w:t>
-      </w:r>
-    </w:p>
-    <w:p>
-      <w:r>
-        <w:rPr>
-          <w:rFonts w:ascii="Arial" w:hAnsi="Arial" w:cs="Arial" w:eastAsia="Arial"/>
-          <w:sz w:val="21"/>
-        </w:rPr>
-        <w:t>"I'll just use my bank."</w:t>
+        <w:t>"I'll find the property first and figure out financing later."</w:t>
       </w:r>
     </w:p>
     <w:p>
@@ -3083,7 +2969,7 @@
           <w:color w:val="65736D"/>
           <w:sz w:val="19"/>
         </w:rPr>
-        <w:t>[NO!]</w:t>
+        <w:t>[Wait for "NO!"]</w:t>
       </w:r>
     </w:p>
     <w:p>
@@ -3092,7 +2978,7 @@
           <w:rFonts w:ascii="Arial" w:hAnsi="Arial" w:cs="Arial" w:eastAsia="Arial"/>
           <w:sz w:val="21"/>
         </w:rPr>
-        <w:t>Their US bank usually doesn't lend in Spain. And one Spanish bank is one opinion.</w:t>
+        <w:t>Exactly. Financing first, because the financing defines the budget.</w:t>
       </w:r>
     </w:p>
     <w:p>
@@ -3101,7 +2987,7 @@
           <w:rFonts w:ascii="Arial" w:hAnsi="Arial" w:cs="Arial" w:eastAsia="Arial"/>
           <w:sz w:val="21"/>
         </w:rPr>
-        <w:t>"The lowest interest rate must be the best mortgage."</w:t>
+        <w:t>"My bank in the US says I'm a great client, so Spain won't be an issue."</w:t>
       </w:r>
     </w:p>
     <w:p>
@@ -3121,7 +3007,7 @@
           <w:rFonts w:ascii="Arial" w:hAnsi="Arial" w:cs="Arial" w:eastAsia="Arial"/>
           <w:sz w:val="21"/>
         </w:rPr>
-        <w:t>The headline rate isn't the whole cost. Linked products, insurance, fees and conditions all matter.</w:t>
+        <w:t>A great US client is not automatically a great Spanish file. We just saw why.</w:t>
       </w:r>
     </w:p>
     <w:p>
@@ -3130,7 +3016,7 @@
           <w:rFonts w:ascii="Arial" w:hAnsi="Arial" w:cs="Arial" w:eastAsia="Arial"/>
           <w:sz w:val="21"/>
         </w:rPr>
-        <w:t>"If I buy a property, I can automatically live in Spain."</w:t>
+        <w:t>"If it costs six hundred thousand, the valuation will obviously be six hundred thousand."</w:t>
       </w:r>
     </w:p>
     <w:p>
@@ -3150,7 +3036,7 @@
           <w:rFonts w:ascii="Arial" w:hAnsi="Arial" w:cs="Arial" w:eastAsia="Arial"/>
           <w:sz w:val="21"/>
         </w:rPr>
-        <w:t>Residency is a separate project.</w:t>
+        <w:t>The valuation can come in lower. And the gap is cash.</w:t>
       </w:r>
     </w:p>
     <w:p>
@@ -3159,7 +3045,7 @@
           <w:rFonts w:ascii="Arial" w:hAnsi="Arial" w:cs="Arial" w:eastAsia="Arial"/>
           <w:sz w:val="21"/>
         </w:rPr>
-        <w:t>"With an EU passport or a visa, the mortgage will be easier."</w:t>
+        <w:t>"I have enough for the down payment, so I'm fine."</w:t>
       </w:r>
     </w:p>
     <w:p>
@@ -3179,7 +3065,7 @@
           <w:rFonts w:ascii="Arial" w:hAnsi="Arial" w:cs="Arial" w:eastAsia="Arial"/>
           <w:sz w:val="21"/>
         </w:rPr>
-        <w:t>The bank looks at income, stability and use. Not the passport.</w:t>
+        <w:t>The down payment is not the total cash needed. Taxes and costs come on top.</w:t>
       </w:r>
     </w:p>
     <w:p>
@@ -3188,7 +3074,7 @@
           <w:rFonts w:ascii="Arial" w:hAnsi="Arial" w:cs="Arial" w:eastAsia="Arial"/>
           <w:sz w:val="21"/>
         </w:rPr>
-        <w:t>"I'll move first and get the mortgage once I'm resident."</w:t>
+        <w:t>And my favourite: "The agent told me the mortgage will be fine."</w:t>
       </w:r>
     </w:p>
     <w:p>
@@ -3199,7 +3085,7 @@
           <w:color w:val="65736D"/>
           <w:sz w:val="19"/>
         </w:rPr>
-        <w:t>[NO! Or at least: careful.]</w:t>
+        <w:t>[Smile at the room. Wait for "NO!"]</w:t>
       </w:r>
     </w:p>
     <w:p>
@@ -3208,18 +3094,7 @@
           <w:rFonts w:ascii="Arial" w:hAnsi="Arial" w:cs="Arial" w:eastAsia="Arial"/>
           <w:sz w:val="21"/>
         </w:rPr>
-        <w:t>If the move means a new job or a new company, the bank may want two or three tax years again. Often the smart move is to buy and finance first.</w:t>
-      </w:r>
-    </w:p>
-    <w:p>
-      <w:r>
-        <w:rPr>
-          <w:rFonts w:ascii="Arial" w:hAnsi="Arial" w:cs="Arial" w:eastAsia="Arial"/>
-          <w:i/>
-          <w:color w:val="65736D"/>
-          <w:sz w:val="19"/>
-        </w:rPr>
-        <w:t>[Point to the screen. Slow down.]</w:t>
+        <w:t>With all the love in the world: nobody can promise what a bank will do. The bank decides. Always. What we control is everything that happens before that decision.</w:t>
       </w:r>
     </w:p>
     <w:p>
@@ -3228,7 +3103,7 @@
           <w:rFonts w:ascii="Arial" w:hAnsi="Arial" w:cs="Arial" w:eastAsia="Arial"/>
           <w:sz w:val="21"/>
         </w:rPr>
-        <w:t>Clarity before commitment.</w:t>
+        <w:t>And here's the good news, on the last card. Every one of these is fixable, if someone catches it before signing.</w:t>
       </w:r>
     </w:p>
     <w:p>
@@ -3267,7 +3142,7 @@
           <w:color w:val="65736D"/>
           <w:sz w:val="17"/>
         </w:rPr>
-        <w:t xml:space="preserve">Slide 27 · [34:05 — 35:15]  </w:t>
+        <w:t xml:space="preserve">Slide 27 · [33:35 — 35:35]  </w:t>
       </w:r>
       <w:r>
         <w:rPr>
@@ -3275,7 +3150,7 @@
           <w:color w:val="1C3B34"/>
           <w:sz w:val="25"/>
         </w:rPr>
-        <w:t>Rapid fire · quick answers, part 1</w:t>
+        <w:t>Common mistakes · 2 of 2</w:t>
       </w:r>
     </w:p>
     <w:p>
@@ -3284,7 +3159,7 @@
           <w:rFonts w:ascii="Arial" w:hAnsi="Arial" w:cs="Arial" w:eastAsia="Arial"/>
           <w:sz w:val="21"/>
         </w:rPr>
-        <w:t>Rapid fire. I read, you guess, I reveal. Ready?</w:t>
+        <w:t>Same game. A few more.</w:t>
       </w:r>
     </w:p>
     <w:p>
@@ -3293,7 +3168,18 @@
           <w:rFonts w:ascii="Arial" w:hAnsi="Arial" w:cs="Arial" w:eastAsia="Arial"/>
           <w:sz w:val="21"/>
         </w:rPr>
-        <w:t>Can foreigners buy property in Spain? Yes.</w:t>
+        <w:t>"I'll sign the reservation now and deal with everything later."</w:t>
+      </w:r>
+    </w:p>
+    <w:p>
+      <w:r>
+        <w:rPr>
+          <w:rFonts w:ascii="Arial" w:hAnsi="Arial" w:cs="Arial" w:eastAsia="Arial"/>
+          <w:i/>
+          <w:color w:val="65736D"/>
+          <w:sz w:val="19"/>
+        </w:rPr>
+        <w:t>[NO!]</w:t>
       </w:r>
     </w:p>
     <w:p>
@@ -3302,7 +3188,7 @@
           <w:rFonts w:ascii="Arial" w:hAnsi="Arial" w:cs="Arial" w:eastAsia="Arial"/>
           <w:sz w:val="21"/>
         </w:rPr>
-        <w:t>Do they need to be resident? No.</w:t>
+        <w:t>In Spain, early signatures commit money. A reservation and the arras can be lost if the financing doesn't work out.</w:t>
       </w:r>
     </w:p>
     <w:p>
@@ -3311,7 +3197,18 @@
           <w:rFonts w:ascii="Arial" w:hAnsi="Arial" w:cs="Arial" w:eastAsia="Arial"/>
           <w:sz w:val="21"/>
         </w:rPr>
-        <w:t>Does buying a property give them residency? No. Look at you, experts already.</w:t>
+        <w:t>"I'll just use my bank."</w:t>
+      </w:r>
+    </w:p>
+    <w:p>
+      <w:r>
+        <w:rPr>
+          <w:rFonts w:ascii="Arial" w:hAnsi="Arial" w:cs="Arial" w:eastAsia="Arial"/>
+          <w:i/>
+          <w:color w:val="65736D"/>
+          <w:sz w:val="19"/>
+        </w:rPr>
+        <w:t>[NO!]</w:t>
       </w:r>
     </w:p>
     <w:p>
@@ -3320,7 +3217,7 @@
           <w:rFonts w:ascii="Arial" w:hAnsi="Arial" w:cs="Arial" w:eastAsia="Arial"/>
           <w:sz w:val="21"/>
         </w:rPr>
-        <w:t>A Spanish mortgage with income in dollars? Potentially, yes. With the right bank and a well-built file.</w:t>
+        <w:t>Their US bank usually doesn't lend in Spain. And one Spanish bank is one opinion.</w:t>
       </w:r>
     </w:p>
     <w:p>
@@ -3329,7 +3226,18 @@
           <w:rFonts w:ascii="Arial" w:hAnsi="Arial" w:cs="Arial" w:eastAsia="Arial"/>
           <w:sz w:val="21"/>
         </w:rPr>
-        <w:t>What if they have an EU passport? Easier to live here. Not easier to get a mortgage. Hello again, Italian grandmother.</w:t>
+        <w:t>"The lowest interest rate must be the best mortgage."</w:t>
+      </w:r>
+    </w:p>
+    <w:p>
+      <w:r>
+        <w:rPr>
+          <w:rFonts w:ascii="Arial" w:hAnsi="Arial" w:cs="Arial" w:eastAsia="Arial"/>
+          <w:i/>
+          <w:color w:val="65736D"/>
+          <w:sz w:val="19"/>
+        </w:rPr>
+        <w:t>[NO!]</w:t>
       </w:r>
     </w:p>
     <w:p>
@@ -3338,7 +3246,135 @@
           <w:rFonts w:ascii="Arial" w:hAnsi="Arial" w:cs="Arial" w:eastAsia="Arial"/>
           <w:sz w:val="21"/>
         </w:rPr>
-        <w:t>Do they need an NIE? Yes, for the purchase. No NIE, no deal.</w:t>
+        <w:t>The headline rate isn't the whole cost. Linked products, insurance, fees and conditions all matter.</w:t>
+      </w:r>
+    </w:p>
+    <w:p>
+      <w:r>
+        <w:rPr>
+          <w:rFonts w:ascii="Arial" w:hAnsi="Arial" w:cs="Arial" w:eastAsia="Arial"/>
+          <w:sz w:val="21"/>
+        </w:rPr>
+        <w:t>"If I buy a property, I can automatically live in Spain."</w:t>
+      </w:r>
+    </w:p>
+    <w:p>
+      <w:r>
+        <w:rPr>
+          <w:rFonts w:ascii="Arial" w:hAnsi="Arial" w:cs="Arial" w:eastAsia="Arial"/>
+          <w:i/>
+          <w:color w:val="65736D"/>
+          <w:sz w:val="19"/>
+        </w:rPr>
+        <w:t>[NO!]</w:t>
+      </w:r>
+    </w:p>
+    <w:p>
+      <w:r>
+        <w:rPr>
+          <w:rFonts w:ascii="Arial" w:hAnsi="Arial" w:cs="Arial" w:eastAsia="Arial"/>
+          <w:sz w:val="21"/>
+        </w:rPr>
+        <w:t>Residency is a separate project.</w:t>
+      </w:r>
+    </w:p>
+    <w:p>
+      <w:r>
+        <w:rPr>
+          <w:rFonts w:ascii="Arial" w:hAnsi="Arial" w:cs="Arial" w:eastAsia="Arial"/>
+          <w:sz w:val="21"/>
+        </w:rPr>
+        <w:t>"With an EU passport or a visa, the mortgage will be easier."</w:t>
+      </w:r>
+    </w:p>
+    <w:p>
+      <w:r>
+        <w:rPr>
+          <w:rFonts w:ascii="Arial" w:hAnsi="Arial" w:cs="Arial" w:eastAsia="Arial"/>
+          <w:i/>
+          <w:color w:val="65736D"/>
+          <w:sz w:val="19"/>
+        </w:rPr>
+        <w:t>[NO!]</w:t>
+      </w:r>
+    </w:p>
+    <w:p>
+      <w:r>
+        <w:rPr>
+          <w:rFonts w:ascii="Arial" w:hAnsi="Arial" w:cs="Arial" w:eastAsia="Arial"/>
+          <w:sz w:val="21"/>
+        </w:rPr>
+        <w:t>The bank looks at income, stability and use. Not the passport.</w:t>
+      </w:r>
+    </w:p>
+    <w:p>
+      <w:r>
+        <w:rPr>
+          <w:rFonts w:ascii="Arial" w:hAnsi="Arial" w:cs="Arial" w:eastAsia="Arial"/>
+          <w:sz w:val="21"/>
+        </w:rPr>
+        <w:t>"I'll move first and get the mortgage once I'm resident."</w:t>
+      </w:r>
+    </w:p>
+    <w:p>
+      <w:r>
+        <w:rPr>
+          <w:rFonts w:ascii="Arial" w:hAnsi="Arial" w:cs="Arial" w:eastAsia="Arial"/>
+          <w:i/>
+          <w:color w:val="65736D"/>
+          <w:sz w:val="19"/>
+        </w:rPr>
+        <w:t>[NO! Or at least: careful.]</w:t>
+      </w:r>
+    </w:p>
+    <w:p>
+      <w:r>
+        <w:rPr>
+          <w:rFonts w:ascii="Arial" w:hAnsi="Arial" w:cs="Arial" w:eastAsia="Arial"/>
+          <w:sz w:val="21"/>
+        </w:rPr>
+        <w:t>If the move means a new job or a new company, the bank may want two or three tax years again. Often the smart move is to buy and finance first.</w:t>
+      </w:r>
+    </w:p>
+    <w:p>
+      <w:r>
+        <w:rPr>
+          <w:rFonts w:ascii="Arial" w:hAnsi="Arial" w:cs="Arial" w:eastAsia="Arial"/>
+          <w:i/>
+          <w:color w:val="65736D"/>
+          <w:sz w:val="19"/>
+        </w:rPr>
+        <w:t>[Point to the screen. Slow down.]</w:t>
+      </w:r>
+    </w:p>
+    <w:p>
+      <w:r>
+        <w:rPr>
+          <w:rFonts w:ascii="Arial" w:hAnsi="Arial" w:cs="Arial" w:eastAsia="Arial"/>
+          <w:sz w:val="21"/>
+        </w:rPr>
+        <w:t>Clarity before commitment.</w:t>
+      </w:r>
+    </w:p>
+    <w:p>
+      <w:pPr>
+        <w:pBdr>
+          <w:top w:val="single" w:sz="8" w:space="4" w:color="C9A227"/>
+          <w:left w:val="single" w:sz="8" w:space="4" w:color="C9A227"/>
+          <w:bottom w:val="single" w:sz="8" w:space="4" w:color="C9A227"/>
+          <w:right w:val="single" w:sz="8" w:space="4" w:color="C9A227"/>
+        </w:pBdr>
+        <w:shd w:val="clear" w:color="auto" w:fill="FBF7D4"/>
+        <w:spacing w:before="40"/>
+      </w:pPr>
+      <w:r>
+        <w:rPr>
+          <w:rFonts w:ascii="Arial" w:hAnsi="Arial" w:cs="Arial" w:eastAsia="Arial"/>
+          <w:b/>
+          <w:color w:val="1C3B34"/>
+          <w:sz w:val="17"/>
+        </w:rPr>
+        <w:t>Margin note: ⚠️ LCCI/Orden EHA/2899/2011 — verificar antes de publicar</w:t>
       </w:r>
     </w:p>
     <w:p>
@@ -3356,7 +3392,7 @@
           <w:color w:val="65736D"/>
           <w:sz w:val="17"/>
         </w:rPr>
-        <w:t xml:space="preserve">Slide 28 · [35:15 — 36:07]  </w:t>
+        <w:t xml:space="preserve">Slide 28 · [35:35 — 36:45]  </w:t>
       </w:r>
       <w:r>
         <w:rPr>
@@ -3364,7 +3400,7 @@
           <w:color w:val="1C3B34"/>
           <w:sz w:val="25"/>
         </w:rPr>
-        <w:t>Rapid fire · quick answers, part 2</w:t>
+        <w:t>Rapid fire · quick answers, part 1</w:t>
       </w:r>
     </w:p>
     <w:p>
@@ -3373,7 +3409,7 @@
           <w:rFonts w:ascii="Arial" w:hAnsi="Arial" w:cs="Arial" w:eastAsia="Arial"/>
           <w:sz w:val="21"/>
         </w:rPr>
-        <w:t>Part two. Keep up.</w:t>
+        <w:t>Rapid fire. I read, you guess, I reveal. Ready?</w:t>
       </w:r>
     </w:p>
     <w:p>
@@ -3382,7 +3418,7 @@
           <w:rFonts w:ascii="Arial" w:hAnsi="Arial" w:cs="Arial" w:eastAsia="Arial"/>
           <w:sz w:val="21"/>
         </w:rPr>
-        <w:t>Can they buy through a company? Possibly. But the financing, the tax and the costs all change, so it needs analysis first.</w:t>
+        <w:t>Can foreigners buy property in Spain? Yes.</w:t>
       </w:r>
     </w:p>
     <w:p>
@@ -3391,7 +3427,7 @@
           <w:rFonts w:ascii="Arial" w:hAnsi="Arial" w:cs="Arial" w:eastAsia="Arial"/>
           <w:sz w:val="21"/>
         </w:rPr>
-        <w:t>Can they rent the property out? Potentially. Tourist rental rules depend on the region and the city, and they change. Location, licence and use all matter.</w:t>
+        <w:t>Do they need to be resident? No.</w:t>
       </w:r>
     </w:p>
     <w:p>
@@ -3400,7 +3436,7 @@
           <w:rFonts w:ascii="Arial" w:hAnsi="Arial" w:cs="Arial" w:eastAsia="Arial"/>
           <w:sz w:val="21"/>
         </w:rPr>
-        <w:t>Should they check a recent nota simple? Always, before signing. It shows the owner and any charges.</w:t>
+        <w:t>Does buying a property give them residency? No. Look at you, experts already.</w:t>
       </w:r>
     </w:p>
     <w:p>
@@ -3409,7 +3445,7 @@
           <w:rFonts w:ascii="Arial" w:hAnsi="Arial" w:cs="Arial" w:eastAsia="Arial"/>
           <w:sz w:val="21"/>
         </w:rPr>
-        <w:t>Can they sign without flying to Spain? Yes. With a power of attorney, planned ahead.</w:t>
+        <w:t>A Spanish mortgage with income in dollars? Potentially, yes. With the right bank and a well-built file.</w:t>
       </w:r>
     </w:p>
     <w:p>
@@ -3418,18 +3454,7 @@
           <w:rFonts w:ascii="Arial" w:hAnsi="Arial" w:cs="Arial" w:eastAsia="Arial"/>
           <w:sz w:val="21"/>
         </w:rPr>
-        <w:t>And the last one. Should they analyse financing before reserving a property?</w:t>
-      </w:r>
-    </w:p>
-    <w:p>
-      <w:r>
-        <w:rPr>
-          <w:rFonts w:ascii="Arial" w:hAnsi="Arial" w:cs="Arial" w:eastAsia="Arial"/>
-          <w:i/>
-          <w:color w:val="65736D"/>
-          <w:sz w:val="19"/>
-        </w:rPr>
-        <w:t>[Big finish. Let the room shout it.]</w:t>
+        <w:t>What if they have an EU passport? Easier to live here. Not easier to get a mortgage. Hello again, Italian grandmother.</w:t>
       </w:r>
     </w:p>
     <w:p>
@@ -3438,7 +3463,7 @@
           <w:rFonts w:ascii="Arial" w:hAnsi="Arial" w:cs="Arial" w:eastAsia="Arial"/>
           <w:sz w:val="21"/>
         </w:rPr>
-        <w:t>ABSOLUTELY.</w:t>
+        <w:t>Do they need an NIE? Yes, for the purchase. No NIE, no deal.</w:t>
       </w:r>
     </w:p>
     <w:p>
@@ -3456,7 +3481,7 @@
           <w:color w:val="65736D"/>
           <w:sz w:val="17"/>
         </w:rPr>
-        <w:t xml:space="preserve">Slide 29 · [36:07 — 36:59]  </w:t>
+        <w:t xml:space="preserve">Slide 29 · [36:45 — 37:37]  </w:t>
       </w:r>
       <w:r>
         <w:rPr>
@@ -3464,7 +3489,7 @@
           <w:color w:val="1C3B34"/>
           <w:sz w:val="25"/>
         </w:rPr>
-        <w:t>Where Dream Nest is going</w:t>
+        <w:t>Rapid fire · quick answers, part 2</w:t>
       </w:r>
     </w:p>
     <w:p>
@@ -3473,7 +3498,7 @@
           <w:rFonts w:ascii="Arial" w:hAnsi="Arial" w:cs="Arial" w:eastAsia="Arial"/>
           <w:sz w:val="21"/>
         </w:rPr>
-        <w:t>Let me tell you where Dream Nest is going.</w:t>
+        <w:t>Part two. Keep up.</w:t>
       </w:r>
     </w:p>
     <w:p>
@@ -3482,7 +3507,7 @@
           <w:rFonts w:ascii="Arial" w:hAnsi="Arial" w:cs="Arial" w:eastAsia="Arial"/>
           <w:sz w:val="21"/>
         </w:rPr>
-        <w:t>We're investing seriously in technology. But we believe buying a home in another country should never become an automated process.</w:t>
+        <w:t>Can they buy through a company? Possibly. But the financing, the tax and the costs all change, so it needs analysis first.</w:t>
       </w:r>
     </w:p>
     <w:p>
@@ -3491,7 +3516,7 @@
           <w:rFonts w:ascii="Arial" w:hAnsi="Arial" w:cs="Arial" w:eastAsia="Arial"/>
           <w:sz w:val="21"/>
         </w:rPr>
-        <w:t>Technology should complement the human relationship. Never replace it.</w:t>
+        <w:t>Can they rent the property out? Potentially. Tourist rental rules depend on the region and the city, and they change. Location, licence and use all matter.</w:t>
       </w:r>
     </w:p>
     <w:p>
@@ -3500,7 +3525,7 @@
           <w:rFonts w:ascii="Arial" w:hAnsi="Arial" w:cs="Arial" w:eastAsia="Arial"/>
           <w:sz w:val="21"/>
         </w:rPr>
-        <w:t>So we use it for the things that make a client feel accompanied. They see where they are, what's missing and what comes next. Documents are easy. Nobody repeats the same information three times. Fewer errors. Clearer explanations. Tasks ahead of time.</w:t>
+        <w:t>Should they check a recent nota simple? Always, before signing. It shows the owner and any charges.</w:t>
       </w:r>
     </w:p>
     <w:p>
@@ -3509,7 +3534,36 @@
           <w:rFonts w:ascii="Arial" w:hAnsi="Arial" w:cs="Arial" w:eastAsia="Arial"/>
           <w:sz w:val="21"/>
         </w:rPr>
-        <w:t>And always, always, there's a real person who answers. A real conversation. A real team behind the technology.</w:t>
+        <w:t>Can they sign without flying to Spain? Yes. With a power of attorney, planned ahead.</w:t>
+      </w:r>
+    </w:p>
+    <w:p>
+      <w:r>
+        <w:rPr>
+          <w:rFonts w:ascii="Arial" w:hAnsi="Arial" w:cs="Arial" w:eastAsia="Arial"/>
+          <w:sz w:val="21"/>
+        </w:rPr>
+        <w:t>And the last one. Should they analyse financing before reserving a property?</w:t>
+      </w:r>
+    </w:p>
+    <w:p>
+      <w:r>
+        <w:rPr>
+          <w:rFonts w:ascii="Arial" w:hAnsi="Arial" w:cs="Arial" w:eastAsia="Arial"/>
+          <w:i/>
+          <w:color w:val="65736D"/>
+          <w:sz w:val="19"/>
+        </w:rPr>
+        <w:t>[Big finish. Let the room shout it.]</w:t>
+      </w:r>
+    </w:p>
+    <w:p>
+      <w:r>
+        <w:rPr>
+          <w:rFonts w:ascii="Arial" w:hAnsi="Arial" w:cs="Arial" w:eastAsia="Arial"/>
+          <w:sz w:val="21"/>
+        </w:rPr>
+        <w:t>ABSOLUTELY.</w:t>
       </w:r>
     </w:p>
     <w:p>
@@ -3527,7 +3581,7 @@
           <w:color w:val="65736D"/>
           <w:sz w:val="17"/>
         </w:rPr>
-        <w:t xml:space="preserve">Slide 30 · [36:59 — 38:09]  </w:t>
+        <w:t xml:space="preserve">Slide 30 · [37:37 — 38:29]  </w:t>
       </w:r>
       <w:r>
         <w:rPr>
@@ -3535,7 +3589,7 @@
           <w:color w:val="1C3B34"/>
           <w:sz w:val="25"/>
         </w:rPr>
-        <w:t>My Dream Nest · for clients</w:t>
+        <w:t>Where Dream Nest is going</w:t>
       </w:r>
     </w:p>
     <w:p>
@@ -3544,18 +3598,7 @@
           <w:rFonts w:ascii="Arial" w:hAnsi="Arial" w:cs="Arial" w:eastAsia="Arial"/>
           <w:sz w:val="21"/>
         </w:rPr>
-        <w:t>This is My Dream Nest, our app for clients. Let me show it to you the way I'd show a friend my phone.</w:t>
-      </w:r>
-    </w:p>
-    <w:p>
-      <w:r>
-        <w:rPr>
-          <w:rFonts w:ascii="Arial" w:hAnsi="Arial" w:cs="Arial" w:eastAsia="Arial"/>
-          <w:i/>
-          <w:color w:val="65736D"/>
-          <w:sz w:val="19"/>
-        </w:rPr>
-        <w:t>[Gesture to the screens.]</w:t>
+        <w:t>Let me tell you where Dream Nest is going.</w:t>
       </w:r>
     </w:p>
     <w:p>
@@ -3564,7 +3607,7 @@
           <w:rFonts w:ascii="Arial" w:hAnsi="Arial" w:cs="Arial" w:eastAsia="Arial"/>
           <w:sz w:val="21"/>
         </w:rPr>
-        <w:t>Your Journey Home: every stage, visible. Where am I? What's next?</w:t>
+        <w:t>We're investing seriously in technology. But we believe buying a home in another country should never become an automated process.</w:t>
       </w:r>
     </w:p>
     <w:p>
@@ -3573,7 +3616,7 @@
           <w:rFonts w:ascii="Arial" w:hAnsi="Arial" w:cs="Arial" w:eastAsia="Arial"/>
           <w:sz w:val="21"/>
         </w:rPr>
-        <w:t>Documents: what's in and what's missing. No more "did you get my email?"</w:t>
+        <w:t>Technology should complement the human relationship. Never replace it.</w:t>
       </w:r>
     </w:p>
     <w:p>
@@ -3582,7 +3625,7 @@
           <w:rFonts w:ascii="Arial" w:hAnsi="Arial" w:cs="Arial" w:eastAsia="Arial"/>
           <w:sz w:val="21"/>
         </w:rPr>
-        <w:t>Your Numbers: so the client understands financing, cash and costs, in plain language.</w:t>
+        <w:t>So we use it for the things that make a client feel accompanied. They see where they are, what's missing and what comes next. Documents are easy. Nobody repeats the same information three times. Fewer errors. Clearer explanations. Tasks ahead of time.</w:t>
       </w:r>
     </w:p>
     <w:p>
@@ -3591,43 +3634,7 @@
           <w:rFonts w:ascii="Arial" w:hAnsi="Arial" w:cs="Arial" w:eastAsia="Arial"/>
           <w:sz w:val="21"/>
         </w:rPr>
-        <w:t>And this one I love. "Found a property?" Your client shares a listing and asks: "Can I afford this?" And a person on our team looks at it.</w:t>
-      </w:r>
-    </w:p>
-    <w:p>
-      <w:r>
-        <w:rPr>
-          <w:rFonts w:ascii="Arial" w:hAnsi="Arial" w:cs="Arial" w:eastAsia="Arial"/>
-          <w:sz w:val="21"/>
-        </w:rPr>
-        <w:t>Tasks: exactly what to do next.</w:t>
-      </w:r>
-    </w:p>
-    <w:p>
-      <w:r>
-        <w:rPr>
-          <w:rFonts w:ascii="Arial" w:hAnsi="Arial" w:cs="Arial" w:eastAsia="Arial"/>
-          <w:sz w:val="21"/>
-        </w:rPr>
-        <w:t>Your Dream Nest team: the real people on the case, with names and faces.</w:t>
-      </w:r>
-    </w:p>
-    <w:p>
-      <w:r>
-        <w:rPr>
-          <w:rFonts w:ascii="Arial" w:hAnsi="Arial" w:cs="Arial" w:eastAsia="Arial"/>
-          <w:sz w:val="21"/>
-        </w:rPr>
-        <w:t>And I'll be honest about timing. Some features, like integrated property and registry information, are rolling out progressively.</w:t>
-      </w:r>
-    </w:p>
-    <w:p>
-      <w:r>
-        <w:rPr>
-          <w:rFonts w:ascii="Arial" w:hAnsi="Arial" w:cs="Arial" w:eastAsia="Arial"/>
-          <w:sz w:val="21"/>
-        </w:rPr>
-        <w:t>These are real screens from the app. Digital clarity. Human guidance.</w:t>
+        <w:t>And always, always, there's a real person who answers. A real conversation. A real team behind the technology.</w:t>
       </w:r>
     </w:p>
     <w:p>
@@ -3645,7 +3652,7 @@
           <w:color w:val="65736D"/>
           <w:sz w:val="17"/>
         </w:rPr>
-        <w:t xml:space="preserve">Slide 31 · [38:09 — 39:19]  </w:t>
+        <w:t xml:space="preserve">Slide 31 · [38:29 — 39:39]  </w:t>
       </w:r>
       <w:r>
         <w:rPr>
@@ -3653,7 +3660,7 @@
           <w:color w:val="1C3B34"/>
           <w:sz w:val="25"/>
         </w:rPr>
-        <w:t>For you, the REALTOR®</w:t>
+        <w:t>My Dream Nest · for clients</w:t>
       </w:r>
     </w:p>
     <w:p>
@@ -3662,34 +3669,7 @@
           <w:rFonts w:ascii="Arial" w:hAnsi="Arial" w:cs="Arial" w:eastAsia="Arial"/>
           <w:sz w:val="21"/>
         </w:rPr>
-        <w:t>And this one is for you.</w:t>
-      </w:r>
-    </w:p>
-    <w:p>
-      <w:r>
-        <w:rPr>
-          <w:rFonts w:ascii="Arial" w:hAnsi="Arial" w:cs="Arial" w:eastAsia="Arial"/>
-          <w:sz w:val="21"/>
-        </w:rPr>
-        <w:t>You introduce a client... and then what? Usually, silence. You wonder if anyone called them. And you don't want to be the one chasing.</w:t>
-      </w:r>
-    </w:p>
-    <w:p>
-      <w:r>
-        <w:rPr>
-          <w:rFonts w:ascii="Arial" w:hAnsi="Arial" w:cs="Arial" w:eastAsia="Arial"/>
-          <w:sz w:val="21"/>
-        </w:rPr>
-        <w:t>We want the opposite.</w:t>
-      </w:r>
-    </w:p>
-    <w:p>
-      <w:r>
-        <w:rPr>
-          <w:rFonts w:ascii="Arial" w:hAnsi="Arial" w:cs="Arial" w:eastAsia="Arial"/>
-          <w:sz w:val="21"/>
-        </w:rPr>
-        <w:t>So we built the partner app. It's live. You introduce a client in seconds. You see each client's progress, on two tracks: the mortgage and the home. You know when we've made contact. You get a documents checklist by country for your clients, your own page to share, and Spain resources and games. And you stay informed without chasing anyone.</w:t>
+        <w:t>This is My Dream Nest, our app for clients. Let me show it to you the way I'd show a friend my phone.</w:t>
       </w:r>
     </w:p>
     <w:p>
@@ -3700,18 +3680,7 @@
           <w:color w:val="65736D"/>
           <w:sz w:val="19"/>
         </w:rPr>
-        <w:t>[Point to the phones: real screens, demo data.]</w:t>
-      </w:r>
-    </w:p>
-    <w:p>
-      <w:r>
-        <w:rPr>
-          <w:rFonts w:ascii="Arial" w:hAnsi="Arial" w:cs="Arial" w:eastAsia="Arial"/>
-          <w:i/>
-          <w:color w:val="65736D"/>
-          <w:sz w:val="19"/>
-        </w:rPr>
-        <w:t>[Slow down. Say this firmly.]</w:t>
+        <w:t>[Gesture to the screens.]</w:t>
       </w:r>
     </w:p>
     <w:p>
@@ -3720,7 +3689,7 @@
           <w:rFonts w:ascii="Arial" w:hAnsi="Arial" w:cs="Arial" w:eastAsia="Arial"/>
           <w:sz w:val="21"/>
         </w:rPr>
-        <w:t>And there's one red line. Your client's financial information stays private. We never share their income, their assets, their debts, their bank documents or their credit information.</w:t>
+        <w:t>Your Journey Home: every stage, visible. Where am I? What's next?</w:t>
       </w:r>
     </w:p>
     <w:p>
@@ -3729,7 +3698,7 @@
           <w:rFonts w:ascii="Arial" w:hAnsi="Arial" w:cs="Arial" w:eastAsia="Arial"/>
           <w:sz w:val="21"/>
         </w:rPr>
-        <w:t>You get visibility of the service. Not of their finances.</w:t>
+        <w:t>Documents: what's in and what's missing. No more "did you get my email?"</w:t>
       </w:r>
     </w:p>
     <w:p>
@@ -3738,7 +3707,52 @@
           <w:rFonts w:ascii="Arial" w:hAnsi="Arial" w:cs="Arial" w:eastAsia="Arial"/>
           <w:sz w:val="21"/>
         </w:rPr>
-        <w:t>That protects your client. And honestly, it protects your relationship with them too.</w:t>
+        <w:t>Your Numbers: so the client understands financing, cash and costs, in plain language.</w:t>
+      </w:r>
+    </w:p>
+    <w:p>
+      <w:r>
+        <w:rPr>
+          <w:rFonts w:ascii="Arial" w:hAnsi="Arial" w:cs="Arial" w:eastAsia="Arial"/>
+          <w:sz w:val="21"/>
+        </w:rPr>
+        <w:t>And this one I love. "Found a property?" Your client shares a listing and asks: "Can I afford this?" And a person on our team looks at it.</w:t>
+      </w:r>
+    </w:p>
+    <w:p>
+      <w:r>
+        <w:rPr>
+          <w:rFonts w:ascii="Arial" w:hAnsi="Arial" w:cs="Arial" w:eastAsia="Arial"/>
+          <w:sz w:val="21"/>
+        </w:rPr>
+        <w:t>Tasks: exactly what to do next.</w:t>
+      </w:r>
+    </w:p>
+    <w:p>
+      <w:r>
+        <w:rPr>
+          <w:rFonts w:ascii="Arial" w:hAnsi="Arial" w:cs="Arial" w:eastAsia="Arial"/>
+          <w:sz w:val="21"/>
+        </w:rPr>
+        <w:t>Your Dream Nest team: the real people on the case, with names and faces.</w:t>
+      </w:r>
+    </w:p>
+    <w:p>
+      <w:r>
+        <w:rPr>
+          <w:rFonts w:ascii="Arial" w:hAnsi="Arial" w:cs="Arial" w:eastAsia="Arial"/>
+          <w:sz w:val="21"/>
+        </w:rPr>
+        <w:t>And I'll be honest about timing. Some features, like integrated property and registry information, are rolling out progressively.</w:t>
+      </w:r>
+    </w:p>
+    <w:p>
+      <w:r>
+        <w:rPr>
+          <w:rFonts w:ascii="Arial" w:hAnsi="Arial" w:cs="Arial" w:eastAsia="Arial"/>
+          <w:sz w:val="21"/>
+        </w:rPr>
+        <w:t>These are real screens from the app. Digital clarity. Human guidance.</w:t>
       </w:r>
     </w:p>
     <w:p>
@@ -3756,7 +3770,7 @@
           <w:color w:val="65736D"/>
           <w:sz w:val="17"/>
         </w:rPr>
-        <w:t xml:space="preserve">Slide 32 · [39:19 — 39:54]  </w:t>
+        <w:t xml:space="preserve">Slide 32 · [39:39 — 40:49]  </w:t>
       </w:r>
       <w:r>
         <w:rPr>
@@ -3764,7 +3778,7 @@
           <w:color w:val="1C3B34"/>
           <w:sz w:val="25"/>
         </w:rPr>
-        <w:t>dreamnestspain.com</w:t>
+        <w:t>For you, the REALTOR®</w:t>
       </w:r>
     </w:p>
     <w:p>
@@ -3773,7 +3787,34 @@
           <w:rFonts w:ascii="Arial" w:hAnsi="Arial" w:cs="Arial" w:eastAsia="Arial"/>
           <w:sz w:val="21"/>
         </w:rPr>
-        <w:t>Don't take notes. Scan the QR.</w:t>
+        <w:t>And this one is for you.</w:t>
+      </w:r>
+    </w:p>
+    <w:p>
+      <w:r>
+        <w:rPr>
+          <w:rFonts w:ascii="Arial" w:hAnsi="Arial" w:cs="Arial" w:eastAsia="Arial"/>
+          <w:sz w:val="21"/>
+        </w:rPr>
+        <w:t>You introduce a client... and then what? Usually, silence. You wonder if anyone called them. And you don't want to be the one chasing.</w:t>
+      </w:r>
+    </w:p>
+    <w:p>
+      <w:r>
+        <w:rPr>
+          <w:rFonts w:ascii="Arial" w:hAnsi="Arial" w:cs="Arial" w:eastAsia="Arial"/>
+          <w:sz w:val="21"/>
+        </w:rPr>
+        <w:t>We want the opposite.</w:t>
+      </w:r>
+    </w:p>
+    <w:p>
+      <w:r>
+        <w:rPr>
+          <w:rFonts w:ascii="Arial" w:hAnsi="Arial" w:cs="Arial" w:eastAsia="Arial"/>
+          <w:sz w:val="21"/>
+        </w:rPr>
+        <w:t>So we built the partner app. It's live. You introduce a client in seconds. You see each client's progress, on two tracks: the mortgage and the home. You know when we've made contact. You get a documents checklist by country for your clients, your own page to share, and Spain resources and games. And you stay informed without chasing anyone.</w:t>
       </w:r>
     </w:p>
     <w:p>
@@ -3784,7 +3825,18 @@
           <w:color w:val="65736D"/>
           <w:sz w:val="19"/>
         </w:rPr>
-        <w:t>[Pause. Give them a few seconds. It's worth it.]</w:t>
+        <w:t>[Point to the phones: real screens, demo data.]</w:t>
+      </w:r>
+    </w:p>
+    <w:p>
+      <w:r>
+        <w:rPr>
+          <w:rFonts w:ascii="Arial" w:hAnsi="Arial" w:cs="Arial" w:eastAsia="Arial"/>
+          <w:i/>
+          <w:color w:val="65736D"/>
+          <w:sz w:val="19"/>
+        </w:rPr>
+        <w:t>[Slow down. Say this firmly.]</w:t>
       </w:r>
     </w:p>
     <w:p>
@@ -3793,7 +3845,7 @@
           <w:rFonts w:ascii="Arial" w:hAnsi="Arial" w:cs="Arial" w:eastAsia="Arial"/>
           <w:sz w:val="21"/>
         </w:rPr>
-        <w:t>Everything I've talked about today is on the website, in seven languages. A roadmap in six questions. The mortgage calculator and buying costs by region. The guides. And a free, personalised project dossier.</w:t>
+        <w:t>And there's one red line. Your client's financial information stays private. We never share their income, their assets, their debts, their bank documents or their credit information.</w:t>
       </w:r>
     </w:p>
     <w:p>
@@ -3802,7 +3854,16 @@
           <w:rFonts w:ascii="Arial" w:hAnsi="Arial" w:cs="Arial" w:eastAsia="Arial"/>
           <w:sz w:val="21"/>
         </w:rPr>
-        <w:t>When a client says "Spain," you can send them there. Or, even better... send them to us.</w:t>
+        <w:t>You get visibility of the service. Not of their finances.</w:t>
+      </w:r>
+    </w:p>
+    <w:p>
+      <w:r>
+        <w:rPr>
+          <w:rFonts w:ascii="Arial" w:hAnsi="Arial" w:cs="Arial" w:eastAsia="Arial"/>
+          <w:sz w:val="21"/>
+        </w:rPr>
+        <w:t>That protects your client. And honestly, it protects your relationship with them too.</w:t>
       </w:r>
     </w:p>
     <w:p>
@@ -3820,7 +3881,7 @@
           <w:color w:val="65736D"/>
           <w:sz w:val="17"/>
         </w:rPr>
-        <w:t xml:space="preserve">Slide 33 · [39:54 — 40:46]  </w:t>
+        <w:t xml:space="preserve">Slide 33 · [40:49 — 41:24]  </w:t>
       </w:r>
       <w:r>
         <w:rPr>
@@ -3828,7 +3889,7 @@
           <w:color w:val="1C3B34"/>
           <w:sz w:val="25"/>
         </w:rPr>
-        <w:t>From mortgage readiness to purchase strategy</w:t>
+        <w:t>dreamnestspain.com</w:t>
       </w:r>
     </w:p>
     <w:p>
@@ -3837,34 +3898,7 @@
           <w:rFonts w:ascii="Arial" w:hAnsi="Arial" w:cs="Arial" w:eastAsia="Arial"/>
           <w:sz w:val="21"/>
         </w:rPr>
-        <w:t>When we have the full picture, the documents, the goals, the property, the timing, we can do much more than get an offer.</w:t>
-      </w:r>
-    </w:p>
-    <w:p>
-      <w:r>
-        <w:rPr>
-          <w:rFonts w:ascii="Arial" w:hAnsi="Arial" w:cs="Arial" w:eastAsia="Arial"/>
-          <w:sz w:val="21"/>
-        </w:rPr>
-        <w:t>The question changes. It stops being "Can I get a mortgage?" and becomes "What is the right plan?"</w:t>
-      </w:r>
-    </w:p>
-    <w:p>
-      <w:r>
-        <w:rPr>
-          <w:rFonts w:ascii="Arial" w:hAnsi="Arial" w:cs="Arial" w:eastAsia="Arial"/>
-          <w:sz w:val="21"/>
-        </w:rPr>
-        <w:t>How much should I buy? How much should I finance? How much cash should I keep? Buy now, or prepare first? Buy before or after the move? Is this property comfortable for me? Not just possible. Comfortable.</w:t>
-      </w:r>
-    </w:p>
-    <w:p>
-      <w:r>
-        <w:rPr>
-          <w:rFonts w:ascii="Arial" w:hAnsi="Arial" w:cs="Arial" w:eastAsia="Arial"/>
-          <w:sz w:val="21"/>
-        </w:rPr>
-        <w:t>Those are the questions we help clients work through. The decision is always theirs.</w:t>
+        <w:t>Don't take notes. Scan the QR.</w:t>
       </w:r>
     </w:p>
     <w:p>
@@ -3875,7 +3909,25 @@
           <w:color w:val="65736D"/>
           <w:sz w:val="19"/>
         </w:rPr>
-        <w:t>[Stay with the questions. No promises about outcomes.]</w:t>
+        <w:t>[Pause. Give them a few seconds. It's worth it.]</w:t>
+      </w:r>
+    </w:p>
+    <w:p>
+      <w:r>
+        <w:rPr>
+          <w:rFonts w:ascii="Arial" w:hAnsi="Arial" w:cs="Arial" w:eastAsia="Arial"/>
+          <w:sz w:val="21"/>
+        </w:rPr>
+        <w:t>Everything I've talked about today is on the website, in seven languages. A roadmap in six questions. The mortgage calculator and buying costs by region. The guides. And a free, personalised project dossier.</w:t>
+      </w:r>
+    </w:p>
+    <w:p>
+      <w:r>
+        <w:rPr>
+          <w:rFonts w:ascii="Arial" w:hAnsi="Arial" w:cs="Arial" w:eastAsia="Arial"/>
+          <w:sz w:val="21"/>
+        </w:rPr>
+        <w:t>When a client says "Spain," you can send them there. Or, even better... send them to us.</w:t>
       </w:r>
     </w:p>
     <w:p>
@@ -3893,7 +3945,7 @@
           <w:color w:val="65736D"/>
           <w:sz w:val="17"/>
         </w:rPr>
-        <w:t xml:space="preserve">Slide 34 · [40:46 — 41:21]  </w:t>
+        <w:t xml:space="preserve">Slide 34 · [41:24 — 42:16]  </w:t>
       </w:r>
       <w:r>
         <w:rPr>
@@ -3901,7 +3953,7 @@
           <w:color w:val="1C3B34"/>
           <w:sz w:val="25"/>
         </w:rPr>
-        <w:t>Dream Nest Signature</w:t>
+        <w:t>From mortgage readiness to purchase strategy</w:t>
       </w:r>
     </w:p>
     <w:p>
@@ -3910,7 +3962,7 @@
           <w:rFonts w:ascii="Arial" w:hAnsi="Arial" w:cs="Arial" w:eastAsia="Arial"/>
           <w:sz w:val="21"/>
         </w:rPr>
-        <w:t>For some clients, the project is bigger than a mortgage. That's why we created Dream Nest Signature.</w:t>
+        <w:t>When we have the full picture, the documents, the goals, the property, the timing, we can do much more than get an offer.</w:t>
       </w:r>
     </w:p>
     <w:p>
@@ -3919,7 +3971,7 @@
           <w:rFonts w:ascii="Arial" w:hAnsi="Arial" w:cs="Arial" w:eastAsia="Arial"/>
           <w:sz w:val="21"/>
         </w:rPr>
-        <w:t>It's our most complete layer of strategy and support: financing, the property project, the purchase structure, the professionals, the coordination. With the mortgage still at the regulated, technical core.</w:t>
+        <w:t>The question changes. It stops being "Can I get a mortgage?" and becomes "What is the right plan?"</w:t>
       </w:r>
     </w:p>
     <w:p>
@@ -3928,7 +3980,7 @@
           <w:rFonts w:ascii="Arial" w:hAnsi="Arial" w:cs="Arial" w:eastAsia="Arial"/>
           <w:sz w:val="21"/>
         </w:rPr>
-        <w:t>The whole idea fits in two questions.</w:t>
+        <w:t>How much should I buy? How much should I finance? How much cash should I keep? Buy now, or prepare first? Buy before or after the move? Is this property comfortable for me? Not just possible. Comfortable.</w:t>
       </w:r>
     </w:p>
     <w:p>
@@ -3937,7 +3989,7 @@
           <w:rFonts w:ascii="Arial" w:hAnsi="Arial" w:cs="Arial" w:eastAsia="Arial"/>
           <w:sz w:val="21"/>
         </w:rPr>
-        <w:t>We don't just ask: "Can the bank finance this?"</w:t>
+        <w:t>Those are the questions we help clients work through. The decision is always theirs.</w:t>
       </w:r>
     </w:p>
     <w:p>
@@ -3948,16 +4000,7 @@
           <w:color w:val="65736D"/>
           <w:sz w:val="19"/>
         </w:rPr>
-        <w:t>[Slowly.]</w:t>
-      </w:r>
-    </w:p>
-    <w:p>
-      <w:r>
-        <w:rPr>
-          <w:rFonts w:ascii="Arial" w:hAnsi="Arial" w:cs="Arial" w:eastAsia="Arial"/>
-          <w:sz w:val="21"/>
-        </w:rPr>
-        <w:t>We ask: "Does this whole project make sense for this client?"</w:t>
+        <w:t>[Stay with the questions. No promises about outcomes.]</w:t>
       </w:r>
     </w:p>
     <w:p>
@@ -3975,7 +4018,7 @@
           <w:color w:val="65736D"/>
           <w:sz w:val="17"/>
         </w:rPr>
-        <w:t xml:space="preserve">Slide 35 · [41:21 — 41:56]  </w:t>
+        <w:t xml:space="preserve">Slide 35 · [42:16 — 42:51]  </w:t>
       </w:r>
       <w:r>
         <w:rPr>
@@ -3983,7 +4026,43 @@
           <w:color w:val="1C3B34"/>
           <w:sz w:val="25"/>
         </w:rPr>
-        <w:t>Your client doesn't stop being your client</w:t>
+        <w:t>Dream Nest Signature</w:t>
+      </w:r>
+    </w:p>
+    <w:p>
+      <w:r>
+        <w:rPr>
+          <w:rFonts w:ascii="Arial" w:hAnsi="Arial" w:cs="Arial" w:eastAsia="Arial"/>
+          <w:sz w:val="21"/>
+        </w:rPr>
+        <w:t>For some clients, the project is bigger than a mortgage. That's why we created Dream Nest Signature.</w:t>
+      </w:r>
+    </w:p>
+    <w:p>
+      <w:r>
+        <w:rPr>
+          <w:rFonts w:ascii="Arial" w:hAnsi="Arial" w:cs="Arial" w:eastAsia="Arial"/>
+          <w:sz w:val="21"/>
+        </w:rPr>
+        <w:t>It's our most complete layer of strategy and support: financing, the property project, the purchase structure, the professionals, the coordination. With the mortgage still at the regulated, technical core.</w:t>
+      </w:r>
+    </w:p>
+    <w:p>
+      <w:r>
+        <w:rPr>
+          <w:rFonts w:ascii="Arial" w:hAnsi="Arial" w:cs="Arial" w:eastAsia="Arial"/>
+          <w:sz w:val="21"/>
+        </w:rPr>
+        <w:t>The whole idea fits in two questions.</w:t>
+      </w:r>
+    </w:p>
+    <w:p>
+      <w:r>
+        <w:rPr>
+          <w:rFonts w:ascii="Arial" w:hAnsi="Arial" w:cs="Arial" w:eastAsia="Arial"/>
+          <w:sz w:val="21"/>
+        </w:rPr>
+        <w:t>We don't just ask: "Can the bank finance this?"</w:t>
       </w:r>
     </w:p>
     <w:p>
@@ -3994,7 +4073,7 @@
           <w:color w:val="65736D"/>
           <w:sz w:val="19"/>
         </w:rPr>
-        <w:t>[Look at the room. This is the emotional core.]</w:t>
+        <w:t>[Slowly.]</w:t>
       </w:r>
     </w:p>
     <w:p>
@@ -4003,34 +4082,7 @@
           <w:rFonts w:ascii="Arial" w:hAnsi="Arial" w:cs="Arial" w:eastAsia="Arial"/>
           <w:sz w:val="21"/>
         </w:rPr>
-        <w:t>You've spent years building the relationship with your client.</w:t>
-      </w:r>
-    </w:p>
-    <w:p>
-      <w:r>
-        <w:rPr>
-          <w:rFonts w:ascii="Arial" w:hAnsi="Arial" w:cs="Arial" w:eastAsia="Arial"/>
-          <w:sz w:val="21"/>
-        </w:rPr>
-        <w:t>When they start dreaming about Spain, you don't have to let go. And you don't have to become an expert in Spanish banking either.</w:t>
-      </w:r>
-    </w:p>
-    <w:p>
-      <w:r>
-        <w:rPr>
-          <w:rFonts w:ascii="Arial" w:hAnsi="Arial" w:cs="Arial" w:eastAsia="Arial"/>
-          <w:sz w:val="21"/>
-        </w:rPr>
-        <w:t>Your client doesn't stop being your client because they cross the Atlantic.</w:t>
-      </w:r>
-    </w:p>
-    <w:p>
-      <w:r>
-        <w:rPr>
-          <w:rFonts w:ascii="Arial" w:hAnsi="Arial" w:cs="Arial" w:eastAsia="Arial"/>
-          <w:sz w:val="21"/>
-        </w:rPr>
-        <w:t>Bring us into the conversation. You stay their person. We become your team in Spain.</w:t>
+        <w:t>We ask: "Does this whole project make sense for this client?"</w:t>
       </w:r>
     </w:p>
     <w:p>
@@ -4048,7 +4100,7 @@
           <w:color w:val="65736D"/>
           <w:sz w:val="17"/>
         </w:rPr>
-        <w:t xml:space="preserve">Slide 36 · [41:56 — 42:13]  </w:t>
+        <w:t xml:space="preserve">Slide 36 · [42:51 — 43:26]  </w:t>
       </w:r>
       <w:r>
         <w:rPr>
@@ -4056,7 +4108,7 @@
           <w:color w:val="1C3B34"/>
           <w:sz w:val="25"/>
         </w:rPr>
-        <w:t>Call Dream Nest early</w:t>
+        <w:t>Your client doesn't stop being your client</w:t>
       </w:r>
     </w:p>
     <w:p>
@@ -4067,7 +4119,7 @@
           <w:color w:val="65736D"/>
           <w:sz w:val="19"/>
         </w:rPr>
-        <w:t>[Short and firm.]</w:t>
+        <w:t>[Look at the room. This is the emotional core.]</w:t>
       </w:r>
     </w:p>
     <w:p>
@@ -4076,7 +4128,7 @@
           <w:rFonts w:ascii="Arial" w:hAnsi="Arial" w:cs="Arial" w:eastAsia="Arial"/>
           <w:sz w:val="21"/>
         </w:rPr>
-        <w:t>So call us early.</w:t>
+        <w:t>You've spent years building the relationship with your client.</w:t>
       </w:r>
     </w:p>
     <w:p>
@@ -4085,7 +4137,7 @@
           <w:rFonts w:ascii="Arial" w:hAnsi="Arial" w:cs="Arial" w:eastAsia="Arial"/>
           <w:sz w:val="21"/>
         </w:rPr>
-        <w:t>Not at the notary. At the first "maybe Spain."</w:t>
+        <w:t>When they start dreaming about Spain, you don't have to let go. And you don't have to become an expert in Spanish banking either.</w:t>
       </w:r>
     </w:p>
     <w:p>
@@ -4094,7 +4146,16 @@
           <w:rFonts w:ascii="Arial" w:hAnsi="Arial" w:cs="Arial" w:eastAsia="Arial"/>
           <w:sz w:val="21"/>
         </w:rPr>
-        <w:t>Our best work isn't fixing a complicated deal. It's helping build the project right from the start.</w:t>
+        <w:t>Your client doesn't stop being your client because they cross the Atlantic.</w:t>
+      </w:r>
+    </w:p>
+    <w:p>
+      <w:r>
+        <w:rPr>
+          <w:rFonts w:ascii="Arial" w:hAnsi="Arial" w:cs="Arial" w:eastAsia="Arial"/>
+          <w:sz w:val="21"/>
+        </w:rPr>
+        <w:t>Bring us into the conversation. You stay their person. We become your team in Spain.</w:t>
       </w:r>
     </w:p>
     <w:p>
@@ -4112,7 +4173,7 @@
           <w:color w:val="65736D"/>
           <w:sz w:val="17"/>
         </w:rPr>
-        <w:t xml:space="preserve">Slide 37 · [42:13 — 43:43]  </w:t>
+        <w:t xml:space="preserve">Slide 37 · [43:26 — 43:43]  </w:t>
       </w:r>
       <w:r>
         <w:rPr>
@@ -4120,7 +4181,7 @@
           <w:color w:val="1C3B34"/>
           <w:sz w:val="25"/>
         </w:rPr>
-        <w:t>The guide you take home · side 1</w:t>
+        <w:t>Call Dream Nest early</w:t>
       </w:r>
     </w:p>
     <w:p>
@@ -4131,7 +4192,7 @@
           <w:color w:val="65736D"/>
           <w:sz w:val="19"/>
         </w:rPr>
-        <w:t>[Hold the printed brochure up.]</w:t>
+        <w:t>[Short and firm.]</w:t>
       </w:r>
     </w:p>
     <w:p>
@@ -4140,7 +4201,7 @@
           <w:rFonts w:ascii="Arial" w:hAnsi="Arial" w:cs="Arial" w:eastAsia="Arial"/>
           <w:sz w:val="21"/>
         </w:rPr>
-        <w:t>Before we play, the guide you'll take home tonight. Turn it over with me.</w:t>
+        <w:t>So call us early.</w:t>
       </w:r>
     </w:p>
     <w:p>
@@ -4149,18 +4210,16 @@
           <w:rFonts w:ascii="Arial" w:hAnsi="Arial" w:cs="Arial" w:eastAsia="Arial"/>
           <w:sz w:val="21"/>
         </w:rPr>
-        <w:t>On this side: who we are. Which buyer your client is: a second home or an investment, or a move to live and work in Spain. The free twenty-page Financial &amp; Lifestyle Dossier. What our clients say. And the QR to begin.</w:t>
-      </w:r>
-    </w:p>
-    <w:p>
-      <w:r>
-        <w:rPr>
-          <w:rFonts w:ascii="Arial" w:hAnsi="Arial" w:cs="Arial" w:eastAsia="Arial"/>
-          <w:i/>
-          <w:color w:val="65736D"/>
-          <w:sz w:val="19"/>
-        </w:rPr>
-        <w:t>[On the percentages: indicative maximums, always subject to profile, valuation and the bank. ⚠️ LCCI/Orden EHA/2899/2011]</w:t>
+        <w:t>Not at the notary. At the first "maybe Spain."</w:t>
+      </w:r>
+    </w:p>
+    <w:p>
+      <w:r>
+        <w:rPr>
+          <w:rFonts w:ascii="Arial" w:hAnsi="Arial" w:cs="Arial" w:eastAsia="Arial"/>
+          <w:sz w:val="21"/>
+        </w:rPr>
+        <w:t>Our best work isn't fixing a complicated deal. It's helping build the project right from the start.</w:t>
       </w:r>
     </w:p>
     <w:p>
@@ -4186,7 +4245,18 @@
           <w:color w:val="1C3B34"/>
           <w:sz w:val="25"/>
         </w:rPr>
-        <w:t>The roadmap, close-up</w:t>
+        <w:t>The guide you take home · side 1</w:t>
+      </w:r>
+    </w:p>
+    <w:p>
+      <w:r>
+        <w:rPr>
+          <w:rFonts w:ascii="Arial" w:hAnsi="Arial" w:cs="Arial" w:eastAsia="Arial"/>
+          <w:i/>
+          <w:color w:val="65736D"/>
+          <w:sz w:val="19"/>
+        </w:rPr>
+        <w:t>[Hold the printed brochure up.]</w:t>
       </w:r>
     </w:p>
     <w:p>
@@ -4195,7 +4265,7 @@
           <w:rFonts w:ascii="Arial" w:hAnsi="Arial" w:cs="Arial" w:eastAsia="Arial"/>
           <w:sz w:val="21"/>
         </w:rPr>
-        <w:t>And this is how we work, from the first conversation to the front door, and beyond.</w:t>
+        <w:t>Before we play, the guide you'll take home tonight. Turn it over with me.</w:t>
       </w:r>
     </w:p>
     <w:p>
@@ -4204,16 +4274,18 @@
           <w:rFonts w:ascii="Arial" w:hAnsi="Arial" w:cs="Arial" w:eastAsia="Arial"/>
           <w:sz w:val="21"/>
         </w:rPr>
-        <w:t>Plan. Prepare. Discover. Protect. Complete. Around three to four months, depending on the client, the property and the bank.</w:t>
-      </w:r>
-    </w:p>
-    <w:p>
-      <w:r>
-        <w:rPr>
-          <w:rFonts w:ascii="Arial" w:hAnsi="Arial" w:cs="Arial" w:eastAsia="Arial"/>
-          <w:sz w:val="21"/>
-        </w:rPr>
-        <w:t>The most important word here is "first". Finance first. We check that the property can be financed before your client reserves it. Not every property can.</w:t>
+        <w:t>On this side: who we are. Which buyer your client is: a second home or an investment, or a move to live and work in Spain. The free twenty-page Financial &amp; Lifestyle Dossier. What our clients say. And the QR to begin.</w:t>
+      </w:r>
+    </w:p>
+    <w:p>
+      <w:r>
+        <w:rPr>
+          <w:rFonts w:ascii="Arial" w:hAnsi="Arial" w:cs="Arial" w:eastAsia="Arial"/>
+          <w:i/>
+          <w:color w:val="65736D"/>
+          <w:sz w:val="19"/>
+        </w:rPr>
+        <w:t>[On the percentages: indicative maximums, always subject to profile, valuation and the bank. ⚠️ LCCI/Orden EHA/2899/2011]</w:t>
       </w:r>
     </w:p>
     <w:p>
@@ -4231,7 +4303,7 @@
           <w:color w:val="65736D"/>
           <w:sz w:val="17"/>
         </w:rPr>
-        <w:t xml:space="preserve">Slide 39 · [45:13 — 49:13]  </w:t>
+        <w:t xml:space="preserve">Slide 39 · [45:13 — 46:43]  </w:t>
       </w:r>
       <w:r>
         <w:rPr>
@@ -4239,18 +4311,7 @@
           <w:color w:val="1C3B34"/>
           <w:sz w:val="25"/>
         </w:rPr>
-        <w:t>Spain: a place to belong · side 2</w:t>
-      </w:r>
-    </w:p>
-    <w:p>
-      <w:r>
-        <w:rPr>
-          <w:rFonts w:ascii="Arial" w:hAnsi="Arial" w:cs="Arial" w:eastAsia="Arial"/>
-          <w:i/>
-          <w:color w:val="65736D"/>
-          <w:sz w:val="19"/>
-        </w:rPr>
-        <w:t>[Turn the brochure over.]</w:t>
+        <w:t>The roadmap, close-up</w:t>
       </w:r>
     </w:p>
     <w:p>
@@ -4259,7 +4320,7 @@
           <w:rFonts w:ascii="Arial" w:hAnsi="Arial" w:cs="Arial" w:eastAsia="Arial"/>
           <w:sz w:val="21"/>
         </w:rPr>
-        <w:t>And on the other side, the part I love most. Spain.</w:t>
+        <w:t>And this is how we work, from the first conversation to the front door, and beyond.</w:t>
       </w:r>
     </w:p>
     <w:p>
@@ -4268,18 +4329,7 @@
           <w:rFonts w:ascii="Arial" w:hAnsi="Arial" w:cs="Arial" w:eastAsia="Arial"/>
           <w:sz w:val="21"/>
         </w:rPr>
-        <w:t>One country, many ways of life, all within around a thousand kilometres. Mountains, villages, islands, coastlines and cities.</w:t>
-      </w:r>
-    </w:p>
-    <w:p>
-      <w:r>
-        <w:rPr>
-          <w:rFonts w:ascii="Arial" w:hAnsi="Arial" w:cs="Arial" w:eastAsia="Arial"/>
-          <w:i/>
-          <w:color w:val="65736D"/>
-          <w:sz w:val="19"/>
-        </w:rPr>
-        <w:t>[MY ZONES: three or four places, what makes each one special and who it suits. No prices without a source.]</w:t>
+        <w:t>Plan. Prepare. Discover. Protect. Complete. Around three to four months, depending on the client, the property and the bank.</w:t>
       </w:r>
     </w:p>
     <w:p>
@@ -4288,7 +4338,7 @@
           <w:rFonts w:ascii="Arial" w:hAnsi="Arial" w:cs="Arial" w:eastAsia="Arial"/>
           <w:sz w:val="21"/>
         </w:rPr>
-        <w:t>Where are your clients dreaming of? Tell me one.</w:t>
+        <w:t>The most important word here is "first". Finance first. We check that the property can be financed before your client reserves it. Not every property can.</w:t>
       </w:r>
     </w:p>
     <w:p>
@@ -4306,7 +4356,7 @@
           <w:color w:val="65736D"/>
           <w:sz w:val="17"/>
         </w:rPr>
-        <w:t xml:space="preserve">Slide 40 · [49:13 — 57:13]  </w:t>
+        <w:t xml:space="preserve">Slide 40 · [46:43 — 50:43]  </w:t>
       </w:r>
       <w:r>
         <w:rPr>
@@ -4314,7 +4364,7 @@
           <w:color w:val="1C3B34"/>
           <w:sz w:val="25"/>
         </w:rPr>
-        <w:t>Game time · live on your phone</w:t>
+        <w:t>Spain: a place to belong · side 2</w:t>
       </w:r>
     </w:p>
     <w:p>
@@ -4325,7 +4375,7 @@
           <w:color w:val="65736D"/>
           <w:sz w:val="19"/>
         </w:rPr>
-        <w:t>[Energy up.]</w:t>
+        <w:t>[Turn the brochure over.]</w:t>
       </w:r>
     </w:p>
     <w:p>
@@ -4334,7 +4384,7 @@
           <w:rFonts w:ascii="Arial" w:hAnsi="Arial" w:cs="Arial" w:eastAsia="Arial"/>
           <w:sz w:val="21"/>
         </w:rPr>
-        <w:t>And now... phones out. It's game time.</w:t>
+        <w:t>And on the other side, the part I love most. Spain.</w:t>
       </w:r>
     </w:p>
     <w:p>
@@ -4343,16 +4393,7 @@
           <w:rFonts w:ascii="Arial" w:hAnsi="Arial" w:cs="Arial" w:eastAsia="Arial"/>
           <w:sz w:val="21"/>
         </w:rPr>
-        <w:t>Everything we've talked about today, now on your phone. Right answers score. Fast right answers score more.</w:t>
-      </w:r>
-    </w:p>
-    <w:p>
-      <w:r>
-        <w:rPr>
-          <w:rFonts w:ascii="Arial" w:hAnsi="Arial" w:cs="Arial" w:eastAsia="Arial"/>
-          <w:sz w:val="21"/>
-        </w:rPr>
-        <w:t>Let's see who can get their client to the keys.</w:t>
+        <w:t>One country, many ways of life, all within around a thousand kilometres. Mountains, villages, islands, coastlines and cities.</w:t>
       </w:r>
     </w:p>
     <w:p>
@@ -4363,18 +4404,7 @@
           <w:color w:val="65736D"/>
           <w:sz w:val="19"/>
         </w:rPr>
-        <w:t>[Open the game: click "Open the game" on this slide, or switch to the browser tab you opened before the talk. That page is the big screen: it shows the QR, the PIN and every name that joins. The voice plays from the laptop, so check that the sound goes to the room speakers.]</w:t>
-      </w:r>
-    </w:p>
-    <w:p>
-      <w:r>
-        <w:rPr>
-          <w:rFonts w:ascii="Arial" w:hAnsi="Arial" w:cs="Arial" w:eastAsia="Arial"/>
-          <w:i/>
-          <w:color w:val="65736D"/>
-          <w:sz w:val="19"/>
-        </w:rPr>
-        <w:t>[Before the talk, open dreamnestspain.com/games/live?host=1 on the laptop (it asks for the presenter code the first time), choose “International partners”, English, 12 questions, 25 seconds.]</w:t>
+        <w:t>[MY ZONES: three or four places, what makes each one special and who it suits. No prices without a source.]</w:t>
       </w:r>
     </w:p>
     <w:p>
@@ -4383,69 +4413,7 @@
           <w:rFonts w:ascii="Arial" w:hAnsi="Arial" w:cs="Arial" w:eastAsia="Arial"/>
           <w:sz w:val="21"/>
         </w:rPr>
-        <w:t>Scan the QR, type the PIN, pick a name. Something your clients would approve of, please.</w:t>
-      </w:r>
-    </w:p>
-    <w:p>
-      <w:r>
-        <w:rPr>
-          <w:rFonts w:ascii="Arial" w:hAnsi="Arial" w:cs="Arial" w:eastAsia="Arial"/>
-          <w:i/>
-          <w:color w:val="65736D"/>
-          <w:sz w:val="19"/>
-        </w:rPr>
-        <w:t>[While names arrive, read a few out loud and welcome them. When the names stop coming, press Start the game, or Space.]</w:t>
-      </w:r>
-    </w:p>
-    <w:p>
-      <w:r>
-        <w:rPr>
-          <w:rFonts w:ascii="Arial" w:hAnsi="Arial" w:cs="Arial" w:eastAsia="Arial"/>
-          <w:i/>
-          <w:color w:val="65736D"/>
-          <w:sz w:val="19"/>
-        </w:rPr>
-        <w:t>[On the game's start screen tap English or Español. Each player can also switch EN/ES on their phone. Recommended: 12 questions, 20 seconds, voice on, teams off. Space moves forward.]</w:t>
-      </w:r>
-    </w:p>
-    <w:p>
-      <w:r>
-        <w:rPr>
-          <w:rFonts w:ascii="Arial" w:hAnsi="Arial" w:cs="Arial" w:eastAsia="Arial"/>
-          <w:i/>
-          <w:color w:val="65736D"/>
-          <w:sz w:val="19"/>
-        </w:rPr>
-        <w:t>[During the game, keep it light: react to the leaderboard, cheer the fast answers, and when the room gets one wrong, say in one line why.]</w:t>
-      </w:r>
-    </w:p>
-    <w:p>
-      <w:r>
-        <w:rPr>
-          <w:rFonts w:ascii="Arial" w:hAnsi="Arial" w:cs="Arial" w:eastAsia="Arial"/>
-          <w:i/>
-          <w:color w:val="65736D"/>
-          <w:sz w:val="19"/>
-        </w:rPr>
-        <w:t>[After the podium:]</w:t>
-      </w:r>
-      <w:r>
-        <w:rPr>
-          <w:rFonts w:ascii="Arial" w:hAnsi="Arial" w:cs="Arial" w:eastAsia="Arial"/>
-          <w:sz w:val="21"/>
-        </w:rPr>
-        <w:t xml:space="preserve"> Congratulations to our winners! And to everyone else: your clients are in very good hands.</w:t>
-      </w:r>
-    </w:p>
-    <w:p>
-      <w:r>
-        <w:rPr>
-          <w:rFonts w:ascii="Arial" w:hAnsi="Arial" w:cs="Arial" w:eastAsia="Arial"/>
-          <w:i/>
-          <w:color w:val="65736D"/>
-          <w:sz w:val="19"/>
-        </w:rPr>
-        <w:t>[If the connection fails, play on the big screen anyway and let the room answer with hands up. Then go back to the deck for the closing slide.]</w:t>
+        <w:t>Where are your clients dreaming of? Tell me one.</w:t>
       </w:r>
     </w:p>
     <w:p>
@@ -4463,7 +4431,164 @@
           <w:color w:val="65736D"/>
           <w:sz w:val="17"/>
         </w:rPr>
-        <w:t xml:space="preserve">Slide 41 · [57:13 — 58:13]  </w:t>
+        <w:t xml:space="preserve">Slide 41 · [50:43 — 58:43]  </w:t>
+      </w:r>
+      <w:r>
+        <w:rPr>
+          <w:rFonts w:ascii="Georgia" w:hAnsi="Georgia" w:cs="Georgia" w:eastAsia="Georgia"/>
+          <w:color w:val="1C3B34"/>
+          <w:sz w:val="25"/>
+        </w:rPr>
+        <w:t>Game time · live on your phone</w:t>
+      </w:r>
+    </w:p>
+    <w:p>
+      <w:r>
+        <w:rPr>
+          <w:rFonts w:ascii="Arial" w:hAnsi="Arial" w:cs="Arial" w:eastAsia="Arial"/>
+          <w:i/>
+          <w:color w:val="65736D"/>
+          <w:sz w:val="19"/>
+        </w:rPr>
+        <w:t>[Energy up.]</w:t>
+      </w:r>
+    </w:p>
+    <w:p>
+      <w:r>
+        <w:rPr>
+          <w:rFonts w:ascii="Arial" w:hAnsi="Arial" w:cs="Arial" w:eastAsia="Arial"/>
+          <w:sz w:val="21"/>
+        </w:rPr>
+        <w:t>And now... phones out. It's game time.</w:t>
+      </w:r>
+    </w:p>
+    <w:p>
+      <w:r>
+        <w:rPr>
+          <w:rFonts w:ascii="Arial" w:hAnsi="Arial" w:cs="Arial" w:eastAsia="Arial"/>
+          <w:sz w:val="21"/>
+        </w:rPr>
+        <w:t>Everything we've talked about today, now on your phone. Right answers score. Fast right answers score more.</w:t>
+      </w:r>
+    </w:p>
+    <w:p>
+      <w:r>
+        <w:rPr>
+          <w:rFonts w:ascii="Arial" w:hAnsi="Arial" w:cs="Arial" w:eastAsia="Arial"/>
+          <w:sz w:val="21"/>
+        </w:rPr>
+        <w:t>Let's see who can get their client to the keys.</w:t>
+      </w:r>
+    </w:p>
+    <w:p>
+      <w:r>
+        <w:rPr>
+          <w:rFonts w:ascii="Arial" w:hAnsi="Arial" w:cs="Arial" w:eastAsia="Arial"/>
+          <w:i/>
+          <w:color w:val="65736D"/>
+          <w:sz w:val="19"/>
+        </w:rPr>
+        <w:t>[Open the game: click "Open the game" on this slide, or switch to the browser tab you opened before the talk. That page is the big screen: it shows the QR, the PIN and every name that joins. The voice plays from the laptop, so check that the sound goes to the room speakers.]</w:t>
+      </w:r>
+    </w:p>
+    <w:p>
+      <w:r>
+        <w:rPr>
+          <w:rFonts w:ascii="Arial" w:hAnsi="Arial" w:cs="Arial" w:eastAsia="Arial"/>
+          <w:i/>
+          <w:color w:val="65736D"/>
+          <w:sz w:val="19"/>
+        </w:rPr>
+        <w:t>[Before the talk, open dreamnestspain.com/games/live?host=1 on the laptop (it asks for the presenter code the first time), choose “International partners”, English, 12 questions, 25 seconds.]</w:t>
+      </w:r>
+    </w:p>
+    <w:p>
+      <w:r>
+        <w:rPr>
+          <w:rFonts w:ascii="Arial" w:hAnsi="Arial" w:cs="Arial" w:eastAsia="Arial"/>
+          <w:sz w:val="21"/>
+        </w:rPr>
+        <w:t>Scan the QR, type the PIN, pick a name. Something your clients would approve of, please.</w:t>
+      </w:r>
+    </w:p>
+    <w:p>
+      <w:r>
+        <w:rPr>
+          <w:rFonts w:ascii="Arial" w:hAnsi="Arial" w:cs="Arial" w:eastAsia="Arial"/>
+          <w:i/>
+          <w:color w:val="65736D"/>
+          <w:sz w:val="19"/>
+        </w:rPr>
+        <w:t>[While names arrive, read a few out loud and welcome them. When the names stop coming, press Start the game, or Space.]</w:t>
+      </w:r>
+    </w:p>
+    <w:p>
+      <w:r>
+        <w:rPr>
+          <w:rFonts w:ascii="Arial" w:hAnsi="Arial" w:cs="Arial" w:eastAsia="Arial"/>
+          <w:i/>
+          <w:color w:val="65736D"/>
+          <w:sz w:val="19"/>
+        </w:rPr>
+        <w:t>[On the game's start screen tap English or Español. Each player can also switch EN/ES on their phone. Recommended: 12 questions, 20 seconds, voice on, teams off. Space moves forward.]</w:t>
+      </w:r>
+    </w:p>
+    <w:p>
+      <w:r>
+        <w:rPr>
+          <w:rFonts w:ascii="Arial" w:hAnsi="Arial" w:cs="Arial" w:eastAsia="Arial"/>
+          <w:i/>
+          <w:color w:val="65736D"/>
+          <w:sz w:val="19"/>
+        </w:rPr>
+        <w:t>[During the game, keep it light: react to the leaderboard, cheer the fast answers, and when the room gets one wrong, say in one line why.]</w:t>
+      </w:r>
+    </w:p>
+    <w:p>
+      <w:r>
+        <w:rPr>
+          <w:rFonts w:ascii="Arial" w:hAnsi="Arial" w:cs="Arial" w:eastAsia="Arial"/>
+          <w:i/>
+          <w:color w:val="65736D"/>
+          <w:sz w:val="19"/>
+        </w:rPr>
+        <w:t>[After the podium:]</w:t>
+      </w:r>
+      <w:r>
+        <w:rPr>
+          <w:rFonts w:ascii="Arial" w:hAnsi="Arial" w:cs="Arial" w:eastAsia="Arial"/>
+          <w:sz w:val="21"/>
+        </w:rPr>
+        <w:t xml:space="preserve"> Congratulations to our winners! And to everyone else: your clients are in very good hands.</w:t>
+      </w:r>
+    </w:p>
+    <w:p>
+      <w:r>
+        <w:rPr>
+          <w:rFonts w:ascii="Arial" w:hAnsi="Arial" w:cs="Arial" w:eastAsia="Arial"/>
+          <w:i/>
+          <w:color w:val="65736D"/>
+          <w:sz w:val="19"/>
+        </w:rPr>
+        <w:t>[If the connection fails, play on the big screen anyway and let the room answer with hands up. Then go back to the deck for the closing slide.]</w:t>
+      </w:r>
+    </w:p>
+    <w:p>
+      <w:pPr>
+        <w:keepNext/>
+        <w:spacing w:before="200" w:after="80" w:line="276" w:lineRule="auto"/>
+        <w:pBdr>
+          <w:bottom w:val="single" w:sz="6" w:space="4" w:color="A7D5BD"/>
+        </w:pBdr>
+      </w:pPr>
+      <w:r>
+        <w:rPr>
+          <w:rFonts w:ascii="Arial" w:hAnsi="Arial" w:cs="Arial" w:eastAsia="Arial"/>
+          <w:b/>
+          <w:color w:val="65736D"/>
+          <w:sz w:val="17"/>
+        </w:rPr>
+        <w:t xml:space="preserve">Slide 42 · [58:43 — 59:43]  </w:t>
       </w:r>
       <w:r>
         <w:rPr>
